--- a/6-过程管理/流程制度规范类文件/060111-信息安全管理程序.docx
+++ b/6-过程管理/流程制度规范类文件/060111-信息安全管理程序.docx
@@ -20,7 +20,26 @@
         <w:snapToGrid w:val="0"/>
         <w:textAlignment w:val="baseline"/>
       </w:pPr>
-      <w:bookmarkStart w:id="0" w:name="_Toc6454"/>
+      <w:bookmarkStart w:id="0" w:name="_Toc26963"/>
+    </w:p>
+    <w:p>
+      <w:pPr>
+        <w:pStyle w:val="31"/>
+        <w:keepNext w:val="0"/>
+        <w:keepLines w:val="0"/>
+        <w:pageBreakBefore w:val="0"/>
+        <w:widowControl w:val="0"/>
+        <w:kinsoku w:val="0"/>
+        <w:wordWrap/>
+        <w:overflowPunct/>
+        <w:topLinePunct w:val="0"/>
+        <w:autoSpaceDE w:val="0"/>
+        <w:autoSpaceDN w:val="0"/>
+        <w:bidi w:val="0"/>
+        <w:adjustRightInd w:val="0"/>
+        <w:snapToGrid w:val="0"/>
+        <w:textAlignment w:val="baseline"/>
+      </w:pPr>
       <w:r>
         <w:t>信息安全管理程序</w:t>
       </w:r>
@@ -44,7 +63,7 @@
         <w:snapToGrid w:val="0"/>
         <w:textAlignment w:val="baseline"/>
       </w:pPr>
-      <w:bookmarkStart w:id="1" w:name="_Toc9216"/>
+      <w:bookmarkStart w:id="1" w:name="_Toc23114"/>
       <w:r>
         <w:t>甘肃国邦信息科技有限公司</w:t>
       </w:r>
@@ -65,40 +84,8 @@
         <w:bidi w:val="0"/>
         <w:adjustRightInd w:val="0"/>
         <w:snapToGrid w:val="0"/>
-        <w:spacing w:before="338"/>
-        <w:ind w:left="3582"/>
-        <w:textAlignment w:val="baseline"/>
-        <w:rPr>
-          <w:rFonts w:ascii="宋体" w:hAnsi="宋体" w:eastAsia="宋体" w:cs="宋体"/>
-          <w:sz w:val="30"/>
-          <w:szCs w:val="30"/>
-        </w:rPr>
-      </w:pPr>
-      <w:r>
-        <w:rPr>
-          <w:rFonts w:ascii="宋体" w:hAnsi="宋体" w:eastAsia="宋体" w:cs="宋体"/>
-          <w:spacing w:val="-2"/>
-          <w:sz w:val="30"/>
-          <w:szCs w:val="30"/>
-        </w:rPr>
-        <w:t>2025-1-4</w:t>
-      </w:r>
-    </w:p>
-    <w:p>
-      <w:pPr>
-        <w:keepNext w:val="0"/>
-        <w:keepLines w:val="0"/>
-        <w:pageBreakBefore w:val="0"/>
-        <w:widowControl w:val="0"/>
-        <w:kinsoku w:val="0"/>
-        <w:wordWrap/>
-        <w:overflowPunct/>
-        <w:topLinePunct w:val="0"/>
-        <w:autoSpaceDE w:val="0"/>
-        <w:autoSpaceDN w:val="0"/>
-        <w:bidi w:val="0"/>
-        <w:adjustRightInd w:val="0"/>
-        <w:snapToGrid w:val="0"/>
+        <w:ind w:left="0" w:leftChars="0" w:right="0" w:rightChars="0" w:firstLine="0" w:firstLineChars="0"/>
+        <w:jc w:val="center"/>
         <w:textAlignment w:val="baseline"/>
         <w:rPr>
           <w:rFonts w:ascii="宋体" w:hAnsi="宋体" w:eastAsia="宋体" w:cs="宋体"/>
@@ -111,66 +98,34 @@
           <w:cols w:space="720" w:num="1"/>
         </w:sectPr>
       </w:pPr>
-    </w:p>
-    <w:p>
-      <w:pPr>
-        <w:pStyle w:val="12"/>
-        <w:keepNext w:val="0"/>
-        <w:keepLines w:val="0"/>
-        <w:pageBreakBefore w:val="0"/>
-        <w:widowControl w:val="0"/>
-        <w:kinsoku w:val="0"/>
-        <w:wordWrap/>
-        <w:overflowPunct/>
-        <w:topLinePunct w:val="0"/>
-        <w:autoSpaceDE w:val="0"/>
-        <w:autoSpaceDN w:val="0"/>
-        <w:bidi w:val="0"/>
-        <w:adjustRightInd w:val="0"/>
-        <w:snapToGrid w:val="0"/>
-        <w:spacing w:line="250" w:lineRule="auto"/>
-        <w:textAlignment w:val="baseline"/>
-      </w:pPr>
-    </w:p>
-    <w:p>
-      <w:pPr>
-        <w:pStyle w:val="12"/>
-        <w:keepNext w:val="0"/>
-        <w:keepLines w:val="0"/>
-        <w:pageBreakBefore w:val="0"/>
-        <w:widowControl w:val="0"/>
-        <w:kinsoku w:val="0"/>
-        <w:wordWrap/>
-        <w:overflowPunct/>
-        <w:topLinePunct w:val="0"/>
-        <w:autoSpaceDE w:val="0"/>
-        <w:autoSpaceDN w:val="0"/>
-        <w:bidi w:val="0"/>
-        <w:adjustRightInd w:val="0"/>
-        <w:snapToGrid w:val="0"/>
-        <w:spacing w:line="251" w:lineRule="auto"/>
-        <w:textAlignment w:val="baseline"/>
-      </w:pPr>
-    </w:p>
-    <w:p>
-      <w:pPr>
-        <w:pStyle w:val="12"/>
-        <w:keepNext w:val="0"/>
-        <w:keepLines w:val="0"/>
-        <w:pageBreakBefore w:val="0"/>
-        <w:widowControl w:val="0"/>
-        <w:kinsoku w:val="0"/>
-        <w:wordWrap/>
-        <w:overflowPunct/>
-        <w:topLinePunct w:val="0"/>
-        <w:autoSpaceDE w:val="0"/>
-        <w:autoSpaceDN w:val="0"/>
-        <w:bidi w:val="0"/>
-        <w:adjustRightInd w:val="0"/>
-        <w:snapToGrid w:val="0"/>
-        <w:spacing w:line="251" w:lineRule="auto"/>
-        <w:textAlignment w:val="baseline"/>
-      </w:pPr>
+      <w:r>
+        <w:rPr>
+          <w:rFonts w:ascii="宋体" w:hAnsi="宋体" w:eastAsia="宋体" w:cs="宋体"/>
+          <w:spacing w:val="-2"/>
+          <w:sz w:val="36"/>
+          <w:szCs w:val="36"/>
+        </w:rPr>
+        <w:t>202</w:t>
+      </w:r>
+      <w:r>
+        <w:rPr>
+          <w:rFonts w:hint="eastAsia" w:ascii="宋体" w:hAnsi="宋体" w:cs="宋体"/>
+          <w:spacing w:val="-2"/>
+          <w:sz w:val="36"/>
+          <w:szCs w:val="36"/>
+          <w:lang w:val="en-US" w:eastAsia="zh-CN"/>
+        </w:rPr>
+        <w:t>5</w:t>
+      </w:r>
+      <w:r>
+        <w:rPr>
+          <w:rFonts w:ascii="宋体" w:hAnsi="宋体" w:eastAsia="宋体" w:cs="宋体"/>
+          <w:spacing w:val="-2"/>
+          <w:sz w:val="36"/>
+          <w:szCs w:val="36"/>
+        </w:rPr>
+        <w:t>-01-04</w:t>
+      </w:r>
     </w:p>
     <w:p>
       <w:pPr>
@@ -197,7 +152,7 @@
           <w:szCs w:val="28"/>
         </w:rPr>
       </w:pPr>
-      <w:bookmarkStart w:id="2" w:name="_Toc8208"/>
+      <w:bookmarkStart w:id="2" w:name="_Toc22475"/>
       <w:r>
         <w:rPr>
           <w:rFonts w:ascii="宋体" w:hAnsi="宋体" w:eastAsia="宋体" w:cs="宋体"/>
@@ -208,25 +163,6 @@
         <w:t>文档信息</w:t>
       </w:r>
       <w:bookmarkEnd w:id="2"/>
-    </w:p>
-    <w:p>
-      <w:pPr>
-        <w:keepNext w:val="0"/>
-        <w:keepLines w:val="0"/>
-        <w:pageBreakBefore w:val="0"/>
-        <w:widowControl w:val="0"/>
-        <w:kinsoku w:val="0"/>
-        <w:wordWrap/>
-        <w:overflowPunct/>
-        <w:topLinePunct w:val="0"/>
-        <w:autoSpaceDE w:val="0"/>
-        <w:autoSpaceDN w:val="0"/>
-        <w:bidi w:val="0"/>
-        <w:adjustRightInd w:val="0"/>
-        <w:snapToGrid w:val="0"/>
-        <w:spacing w:line="131" w:lineRule="exact"/>
-        <w:textAlignment w:val="baseline"/>
-      </w:pPr>
     </w:p>
     <w:tbl>
       <w:tblPr>
@@ -266,6 +202,12 @@
             <w:insideH w:val="single" w:color="000000" w:sz="4" w:space="0"/>
             <w:insideV w:val="single" w:color="000000" w:sz="4" w:space="0"/>
           </w:tblBorders>
+          <w:tblCellMar>
+            <w:top w:w="0" w:type="dxa"/>
+            <w:left w:w="0" w:type="dxa"/>
+            <w:bottom w:w="0" w:type="dxa"/>
+            <w:right w:w="0" w:type="dxa"/>
+          </w:tblCellMar>
         </w:tblPrEx>
         <w:trPr>
           <w:trHeight w:val="611" w:hRule="atLeast"/>
@@ -1630,126 +1572,6 @@
           <w:pgMar w:top="1431" w:right="1029" w:bottom="1374" w:left="1785" w:header="0" w:footer="1211" w:gutter="0"/>
           <w:cols w:space="720" w:num="1"/>
         </w:sectPr>
-      </w:pPr>
-    </w:p>
-    <w:p>
-      <w:pPr>
-        <w:pStyle w:val="12"/>
-        <w:keepNext w:val="0"/>
-        <w:keepLines w:val="0"/>
-        <w:pageBreakBefore w:val="0"/>
-        <w:widowControl w:val="0"/>
-        <w:kinsoku w:val="0"/>
-        <w:wordWrap/>
-        <w:overflowPunct/>
-        <w:topLinePunct w:val="0"/>
-        <w:autoSpaceDE w:val="0"/>
-        <w:autoSpaceDN w:val="0"/>
-        <w:bidi w:val="0"/>
-        <w:adjustRightInd w:val="0"/>
-        <w:snapToGrid w:val="0"/>
-        <w:spacing w:line="267" w:lineRule="auto"/>
-        <w:textAlignment w:val="baseline"/>
-      </w:pPr>
-    </w:p>
-    <w:p>
-      <w:pPr>
-        <w:pStyle w:val="12"/>
-        <w:keepNext w:val="0"/>
-        <w:keepLines w:val="0"/>
-        <w:pageBreakBefore w:val="0"/>
-        <w:widowControl w:val="0"/>
-        <w:kinsoku w:val="0"/>
-        <w:wordWrap/>
-        <w:overflowPunct/>
-        <w:topLinePunct w:val="0"/>
-        <w:autoSpaceDE w:val="0"/>
-        <w:autoSpaceDN w:val="0"/>
-        <w:bidi w:val="0"/>
-        <w:adjustRightInd w:val="0"/>
-        <w:snapToGrid w:val="0"/>
-        <w:spacing w:line="267" w:lineRule="auto"/>
-        <w:textAlignment w:val="baseline"/>
-      </w:pPr>
-    </w:p>
-    <w:p>
-      <w:pPr>
-        <w:pStyle w:val="12"/>
-        <w:keepNext w:val="0"/>
-        <w:keepLines w:val="0"/>
-        <w:pageBreakBefore w:val="0"/>
-        <w:widowControl w:val="0"/>
-        <w:kinsoku w:val="0"/>
-        <w:wordWrap/>
-        <w:overflowPunct/>
-        <w:topLinePunct w:val="0"/>
-        <w:autoSpaceDE w:val="0"/>
-        <w:autoSpaceDN w:val="0"/>
-        <w:bidi w:val="0"/>
-        <w:adjustRightInd w:val="0"/>
-        <w:snapToGrid w:val="0"/>
-        <w:spacing w:line="268" w:lineRule="auto"/>
-        <w:textAlignment w:val="baseline"/>
-      </w:pPr>
-    </w:p>
-    <w:p>
-      <w:pPr>
-        <w:pStyle w:val="12"/>
-        <w:keepNext w:val="0"/>
-        <w:keepLines w:val="0"/>
-        <w:pageBreakBefore w:val="0"/>
-        <w:widowControl w:val="0"/>
-        <w:kinsoku w:val="0"/>
-        <w:wordWrap/>
-        <w:overflowPunct/>
-        <w:topLinePunct w:val="0"/>
-        <w:autoSpaceDE w:val="0"/>
-        <w:autoSpaceDN w:val="0"/>
-        <w:bidi w:val="0"/>
-        <w:adjustRightInd w:val="0"/>
-        <w:snapToGrid w:val="0"/>
-        <w:spacing w:line="268" w:lineRule="auto"/>
-        <w:textAlignment w:val="baseline"/>
-      </w:pPr>
-    </w:p>
-    <w:p>
-      <w:pPr>
-        <w:pStyle w:val="12"/>
-        <w:keepNext w:val="0"/>
-        <w:keepLines w:val="0"/>
-        <w:pageBreakBefore w:val="0"/>
-        <w:widowControl w:val="0"/>
-        <w:kinsoku w:val="0"/>
-        <w:wordWrap/>
-        <w:overflowPunct/>
-        <w:topLinePunct w:val="0"/>
-        <w:autoSpaceDE w:val="0"/>
-        <w:autoSpaceDN w:val="0"/>
-        <w:bidi w:val="0"/>
-        <w:adjustRightInd w:val="0"/>
-        <w:snapToGrid w:val="0"/>
-        <w:spacing w:line="268" w:lineRule="auto"/>
-        <w:textAlignment w:val="baseline"/>
-      </w:pPr>
-    </w:p>
-    <w:p>
-      <w:pPr>
-        <w:pStyle w:val="12"/>
-        <w:keepNext w:val="0"/>
-        <w:keepLines w:val="0"/>
-        <w:pageBreakBefore w:val="0"/>
-        <w:widowControl w:val="0"/>
-        <w:kinsoku w:val="0"/>
-        <w:wordWrap/>
-        <w:overflowPunct/>
-        <w:topLinePunct w:val="0"/>
-        <w:autoSpaceDE w:val="0"/>
-        <w:autoSpaceDN w:val="0"/>
-        <w:bidi w:val="0"/>
-        <w:adjustRightInd w:val="0"/>
-        <w:snapToGrid w:val="0"/>
-        <w:spacing w:line="268" w:lineRule="auto"/>
-        <w:textAlignment w:val="baseline"/>
       </w:pPr>
     </w:p>
     <w:sdt>
@@ -1816,8 +1638,6 @@
               <w:tab w:val="right" w:leader="dot" w:pos="8336"/>
             </w:tabs>
           </w:pPr>
-          <w:bookmarkStart w:id="26" w:name="_GoBack"/>
-          <w:bookmarkEnd w:id="26"/>
           <w:r>
             <w:rPr>
               <w:rFonts w:hint="eastAsia" w:ascii="Microsoft JhengHei" w:hAnsi="Microsoft JhengHei" w:eastAsia="Microsoft JhengHei" w:cs="Microsoft JhengHei"/>
@@ -1854,7 +1674,7 @@
               <w:rFonts w:hint="eastAsia" w:ascii="Microsoft JhengHei" w:hAnsi="Microsoft JhengHei" w:eastAsia="Microsoft JhengHei" w:cs="Microsoft JhengHei"/>
               <w:szCs w:val="24"/>
             </w:rPr>
-            <w:instrText xml:space="preserve"> HYPERLINK \l _Toc6454 </w:instrText>
+            <w:instrText xml:space="preserve"> HYPERLINK \l _Toc26963 </w:instrText>
           </w:r>
           <w:r>
             <w:rPr>
@@ -1873,7 +1693,7 @@
             <w:fldChar w:fldCharType="begin"/>
           </w:r>
           <w:r>
-            <w:instrText xml:space="preserve"> PAGEREF _Toc6454 \h </w:instrText>
+            <w:instrText xml:space="preserve"> PAGEREF _Toc26963 \h </w:instrText>
           </w:r>
           <w:r>
             <w:fldChar w:fldCharType="separate"/>
@@ -1911,7 +1731,7 @@
               <w:rFonts w:hint="eastAsia" w:ascii="Microsoft JhengHei" w:hAnsi="Microsoft JhengHei" w:eastAsia="Microsoft JhengHei" w:cs="Microsoft JhengHei"/>
               <w:szCs w:val="24"/>
             </w:rPr>
-            <w:instrText xml:space="preserve"> HYPERLINK \l _Toc9216 </w:instrText>
+            <w:instrText xml:space="preserve"> HYPERLINK \l _Toc23114 </w:instrText>
           </w:r>
           <w:r>
             <w:rPr>
@@ -1930,7 +1750,7 @@
             <w:fldChar w:fldCharType="begin"/>
           </w:r>
           <w:r>
-            <w:instrText xml:space="preserve"> PAGEREF _Toc9216 \h </w:instrText>
+            <w:instrText xml:space="preserve"> PAGEREF _Toc23114 \h </w:instrText>
           </w:r>
           <w:r>
             <w:fldChar w:fldCharType="separate"/>
@@ -1968,7 +1788,7 @@
               <w:rFonts w:hint="eastAsia" w:ascii="Microsoft JhengHei" w:hAnsi="Microsoft JhengHei" w:eastAsia="Microsoft JhengHei" w:cs="Microsoft JhengHei"/>
               <w:szCs w:val="24"/>
             </w:rPr>
-            <w:instrText xml:space="preserve"> HYPERLINK \l _Toc8208 </w:instrText>
+            <w:instrText xml:space="preserve"> HYPERLINK \l _Toc22475 </w:instrText>
           </w:r>
           <w:r>
             <w:rPr>
@@ -1992,7 +1812,7 @@
             <w:fldChar w:fldCharType="begin"/>
           </w:r>
           <w:r>
-            <w:instrText xml:space="preserve"> PAGEREF _Toc8208 \h </w:instrText>
+            <w:instrText xml:space="preserve"> PAGEREF _Toc22475 \h </w:instrText>
           </w:r>
           <w:r>
             <w:fldChar w:fldCharType="separate"/>
@@ -2030,7 +1850,7 @@
               <w:rFonts w:hint="eastAsia" w:ascii="Microsoft JhengHei" w:hAnsi="Microsoft JhengHei" w:eastAsia="Microsoft JhengHei" w:cs="Microsoft JhengHei"/>
               <w:szCs w:val="24"/>
             </w:rPr>
-            <w:instrText xml:space="preserve"> HYPERLINK \l _Toc4363 </w:instrText>
+            <w:instrText xml:space="preserve"> HYPERLINK \l _Toc28296 </w:instrText>
           </w:r>
           <w:r>
             <w:rPr>
@@ -2055,7 +1875,7 @@
             <w:fldChar w:fldCharType="begin"/>
           </w:r>
           <w:r>
-            <w:instrText xml:space="preserve"> PAGEREF _Toc4363 \h </w:instrText>
+            <w:instrText xml:space="preserve"> PAGEREF _Toc28296 \h </w:instrText>
           </w:r>
           <w:r>
             <w:fldChar w:fldCharType="separate"/>
@@ -2093,7 +1913,7 @@
               <w:rFonts w:hint="eastAsia" w:ascii="Microsoft JhengHei" w:hAnsi="Microsoft JhengHei" w:eastAsia="Microsoft JhengHei" w:cs="Microsoft JhengHei"/>
               <w:szCs w:val="24"/>
             </w:rPr>
-            <w:instrText xml:space="preserve"> HYPERLINK \l _Toc8006 </w:instrText>
+            <w:instrText xml:space="preserve"> HYPERLINK \l _Toc15170 </w:instrText>
           </w:r>
           <w:r>
             <w:rPr>
@@ -2118,7 +1938,7 @@
             <w:fldChar w:fldCharType="begin"/>
           </w:r>
           <w:r>
-            <w:instrText xml:space="preserve"> PAGEREF _Toc8006 \h </w:instrText>
+            <w:instrText xml:space="preserve"> PAGEREF _Toc15170 \h </w:instrText>
           </w:r>
           <w:r>
             <w:fldChar w:fldCharType="separate"/>
@@ -2156,7 +1976,7 @@
               <w:rFonts w:hint="eastAsia" w:ascii="Microsoft JhengHei" w:hAnsi="Microsoft JhengHei" w:eastAsia="Microsoft JhengHei" w:cs="Microsoft JhengHei"/>
               <w:szCs w:val="24"/>
             </w:rPr>
-            <w:instrText xml:space="preserve"> HYPERLINK \l _Toc24324 </w:instrText>
+            <w:instrText xml:space="preserve"> HYPERLINK \l _Toc9779 </w:instrText>
           </w:r>
           <w:r>
             <w:rPr>
@@ -2181,7 +2001,7 @@
             <w:fldChar w:fldCharType="begin"/>
           </w:r>
           <w:r>
-            <w:instrText xml:space="preserve"> PAGEREF _Toc24324 \h </w:instrText>
+            <w:instrText xml:space="preserve"> PAGEREF _Toc9779 \h </w:instrText>
           </w:r>
           <w:r>
             <w:fldChar w:fldCharType="separate"/>
@@ -2219,7 +2039,7 @@
               <w:rFonts w:hint="eastAsia" w:ascii="Microsoft JhengHei" w:hAnsi="Microsoft JhengHei" w:eastAsia="Microsoft JhengHei" w:cs="Microsoft JhengHei"/>
               <w:szCs w:val="24"/>
             </w:rPr>
-            <w:instrText xml:space="preserve"> HYPERLINK \l _Toc30379 </w:instrText>
+            <w:instrText xml:space="preserve"> HYPERLINK \l _Toc1835 </w:instrText>
           </w:r>
           <w:r>
             <w:rPr>
@@ -2244,7 +2064,7 @@
             <w:fldChar w:fldCharType="begin"/>
           </w:r>
           <w:r>
-            <w:instrText xml:space="preserve"> PAGEREF _Toc30379 \h </w:instrText>
+            <w:instrText xml:space="preserve"> PAGEREF _Toc1835 \h </w:instrText>
           </w:r>
           <w:r>
             <w:fldChar w:fldCharType="separate"/>
@@ -2282,7 +2102,7 @@
               <w:rFonts w:hint="eastAsia" w:ascii="Microsoft JhengHei" w:hAnsi="Microsoft JhengHei" w:eastAsia="Microsoft JhengHei" w:cs="Microsoft JhengHei"/>
               <w:szCs w:val="24"/>
             </w:rPr>
-            <w:instrText xml:space="preserve"> HYPERLINK \l _Toc10371 </w:instrText>
+            <w:instrText xml:space="preserve"> HYPERLINK \l _Toc5895 </w:instrText>
           </w:r>
           <w:r>
             <w:rPr>
@@ -2307,7 +2127,7 @@
             <w:fldChar w:fldCharType="begin"/>
           </w:r>
           <w:r>
-            <w:instrText xml:space="preserve"> PAGEREF _Toc10371 \h </w:instrText>
+            <w:instrText xml:space="preserve"> PAGEREF _Toc5895 \h </w:instrText>
           </w:r>
           <w:r>
             <w:fldChar w:fldCharType="separate"/>
@@ -2345,7 +2165,7 @@
               <w:rFonts w:hint="eastAsia" w:ascii="Microsoft JhengHei" w:hAnsi="Microsoft JhengHei" w:eastAsia="Microsoft JhengHei" w:cs="Microsoft JhengHei"/>
               <w:szCs w:val="24"/>
             </w:rPr>
-            <w:instrText xml:space="preserve"> HYPERLINK \l _Toc28738 </w:instrText>
+            <w:instrText xml:space="preserve"> HYPERLINK \l _Toc3609 </w:instrText>
           </w:r>
           <w:r>
             <w:rPr>
@@ -2370,7 +2190,7 @@
             <w:fldChar w:fldCharType="begin"/>
           </w:r>
           <w:r>
-            <w:instrText xml:space="preserve"> PAGEREF _Toc28738 \h </w:instrText>
+            <w:instrText xml:space="preserve"> PAGEREF _Toc3609 \h </w:instrText>
           </w:r>
           <w:r>
             <w:fldChar w:fldCharType="separate"/>
@@ -2408,7 +2228,7 @@
               <w:rFonts w:hint="eastAsia" w:ascii="Microsoft JhengHei" w:hAnsi="Microsoft JhengHei" w:eastAsia="Microsoft JhengHei" w:cs="Microsoft JhengHei"/>
               <w:szCs w:val="24"/>
             </w:rPr>
-            <w:instrText xml:space="preserve"> HYPERLINK \l _Toc27171 </w:instrText>
+            <w:instrText xml:space="preserve"> HYPERLINK \l _Toc14367 </w:instrText>
           </w:r>
           <w:r>
             <w:rPr>
@@ -2433,7 +2253,7 @@
             <w:fldChar w:fldCharType="begin"/>
           </w:r>
           <w:r>
-            <w:instrText xml:space="preserve"> PAGEREF _Toc27171 \h </w:instrText>
+            <w:instrText xml:space="preserve"> PAGEREF _Toc14367 \h </w:instrText>
           </w:r>
           <w:r>
             <w:fldChar w:fldCharType="separate"/>
@@ -2471,7 +2291,7 @@
               <w:rFonts w:hint="eastAsia" w:ascii="Microsoft JhengHei" w:hAnsi="Microsoft JhengHei" w:eastAsia="Microsoft JhengHei" w:cs="Microsoft JhengHei"/>
               <w:szCs w:val="24"/>
             </w:rPr>
-            <w:instrText xml:space="preserve"> HYPERLINK \l _Toc3667 </w:instrText>
+            <w:instrText xml:space="preserve"> HYPERLINK \l _Toc17099 </w:instrText>
           </w:r>
           <w:r>
             <w:rPr>
@@ -2496,7 +2316,7 @@
             <w:fldChar w:fldCharType="begin"/>
           </w:r>
           <w:r>
-            <w:instrText xml:space="preserve"> PAGEREF _Toc3667 \h </w:instrText>
+            <w:instrText xml:space="preserve"> PAGEREF _Toc17099 \h </w:instrText>
           </w:r>
           <w:r>
             <w:fldChar w:fldCharType="separate"/>
@@ -2534,7 +2354,7 @@
               <w:rFonts w:hint="eastAsia" w:ascii="Microsoft JhengHei" w:hAnsi="Microsoft JhengHei" w:eastAsia="Microsoft JhengHei" w:cs="Microsoft JhengHei"/>
               <w:szCs w:val="24"/>
             </w:rPr>
-            <w:instrText xml:space="preserve"> HYPERLINK \l _Toc7357 </w:instrText>
+            <w:instrText xml:space="preserve"> HYPERLINK \l _Toc9529 </w:instrText>
           </w:r>
           <w:r>
             <w:rPr>
@@ -2559,7 +2379,7 @@
             <w:fldChar w:fldCharType="begin"/>
           </w:r>
           <w:r>
-            <w:instrText xml:space="preserve"> PAGEREF _Toc7357 \h </w:instrText>
+            <w:instrText xml:space="preserve"> PAGEREF _Toc9529 \h </w:instrText>
           </w:r>
           <w:r>
             <w:fldChar w:fldCharType="separate"/>
@@ -2597,7 +2417,7 @@
               <w:rFonts w:hint="eastAsia" w:ascii="Microsoft JhengHei" w:hAnsi="Microsoft JhengHei" w:eastAsia="Microsoft JhengHei" w:cs="Microsoft JhengHei"/>
               <w:szCs w:val="24"/>
             </w:rPr>
-            <w:instrText xml:space="preserve"> HYPERLINK \l _Toc12093 </w:instrText>
+            <w:instrText xml:space="preserve"> HYPERLINK \l _Toc24715 </w:instrText>
           </w:r>
           <w:r>
             <w:rPr>
@@ -2622,7 +2442,7 @@
             <w:fldChar w:fldCharType="begin"/>
           </w:r>
           <w:r>
-            <w:instrText xml:space="preserve"> PAGEREF _Toc12093 \h </w:instrText>
+            <w:instrText xml:space="preserve"> PAGEREF _Toc24715 \h </w:instrText>
           </w:r>
           <w:r>
             <w:fldChar w:fldCharType="separate"/>
@@ -2660,7 +2480,7 @@
               <w:rFonts w:hint="eastAsia" w:ascii="Microsoft JhengHei" w:hAnsi="Microsoft JhengHei" w:eastAsia="Microsoft JhengHei" w:cs="Microsoft JhengHei"/>
               <w:szCs w:val="24"/>
             </w:rPr>
-            <w:instrText xml:space="preserve"> HYPERLINK \l _Toc29304 </w:instrText>
+            <w:instrText xml:space="preserve"> HYPERLINK \l _Toc2292 </w:instrText>
           </w:r>
           <w:r>
             <w:rPr>
@@ -2685,7 +2505,7 @@
             <w:fldChar w:fldCharType="begin"/>
           </w:r>
           <w:r>
-            <w:instrText xml:space="preserve"> PAGEREF _Toc29304 \h </w:instrText>
+            <w:instrText xml:space="preserve"> PAGEREF _Toc2292 \h </w:instrText>
           </w:r>
           <w:r>
             <w:fldChar w:fldCharType="separate"/>
@@ -2723,7 +2543,7 @@
               <w:rFonts w:hint="eastAsia" w:ascii="Microsoft JhengHei" w:hAnsi="Microsoft JhengHei" w:eastAsia="Microsoft JhengHei" w:cs="Microsoft JhengHei"/>
               <w:szCs w:val="24"/>
             </w:rPr>
-            <w:instrText xml:space="preserve"> HYPERLINK \l _Toc23748 </w:instrText>
+            <w:instrText xml:space="preserve"> HYPERLINK \l _Toc14860 </w:instrText>
           </w:r>
           <w:r>
             <w:rPr>
@@ -2748,7 +2568,7 @@
             <w:fldChar w:fldCharType="begin"/>
           </w:r>
           <w:r>
-            <w:instrText xml:space="preserve"> PAGEREF _Toc23748 \h </w:instrText>
+            <w:instrText xml:space="preserve"> PAGEREF _Toc14860 \h </w:instrText>
           </w:r>
           <w:r>
             <w:fldChar w:fldCharType="separate"/>
@@ -2786,7 +2606,7 @@
               <w:rFonts w:hint="eastAsia" w:ascii="Microsoft JhengHei" w:hAnsi="Microsoft JhengHei" w:eastAsia="Microsoft JhengHei" w:cs="Microsoft JhengHei"/>
               <w:szCs w:val="24"/>
             </w:rPr>
-            <w:instrText xml:space="preserve"> HYPERLINK \l _Toc21845 </w:instrText>
+            <w:instrText xml:space="preserve"> HYPERLINK \l _Toc15231 </w:instrText>
           </w:r>
           <w:r>
             <w:rPr>
@@ -2811,7 +2631,7 @@
             <w:fldChar w:fldCharType="begin"/>
           </w:r>
           <w:r>
-            <w:instrText xml:space="preserve"> PAGEREF _Toc21845 \h </w:instrText>
+            <w:instrText xml:space="preserve"> PAGEREF _Toc15231 \h </w:instrText>
           </w:r>
           <w:r>
             <w:fldChar w:fldCharType="separate"/>
@@ -2849,7 +2669,7 @@
               <w:rFonts w:hint="eastAsia" w:ascii="Microsoft JhengHei" w:hAnsi="Microsoft JhengHei" w:eastAsia="Microsoft JhengHei" w:cs="Microsoft JhengHei"/>
               <w:szCs w:val="24"/>
             </w:rPr>
-            <w:instrText xml:space="preserve"> HYPERLINK \l _Toc2801 </w:instrText>
+            <w:instrText xml:space="preserve"> HYPERLINK \l _Toc32226 </w:instrText>
           </w:r>
           <w:r>
             <w:rPr>
@@ -2874,7 +2694,7 @@
             <w:fldChar w:fldCharType="begin"/>
           </w:r>
           <w:r>
-            <w:instrText xml:space="preserve"> PAGEREF _Toc2801 \h </w:instrText>
+            <w:instrText xml:space="preserve"> PAGEREF _Toc32226 \h </w:instrText>
           </w:r>
           <w:r>
             <w:fldChar w:fldCharType="separate"/>
@@ -2912,7 +2732,7 @@
               <w:rFonts w:hint="eastAsia" w:ascii="Microsoft JhengHei" w:hAnsi="Microsoft JhengHei" w:eastAsia="Microsoft JhengHei" w:cs="Microsoft JhengHei"/>
               <w:szCs w:val="24"/>
             </w:rPr>
-            <w:instrText xml:space="preserve"> HYPERLINK \l _Toc31522 </w:instrText>
+            <w:instrText xml:space="preserve"> HYPERLINK \l _Toc5049 </w:instrText>
           </w:r>
           <w:r>
             <w:rPr>
@@ -2937,7 +2757,7 @@
             <w:fldChar w:fldCharType="begin"/>
           </w:r>
           <w:r>
-            <w:instrText xml:space="preserve"> PAGEREF _Toc31522 \h </w:instrText>
+            <w:instrText xml:space="preserve"> PAGEREF _Toc5049 \h </w:instrText>
           </w:r>
           <w:r>
             <w:fldChar w:fldCharType="separate"/>
@@ -2975,7 +2795,7 @@
               <w:rFonts w:hint="eastAsia" w:ascii="Microsoft JhengHei" w:hAnsi="Microsoft JhengHei" w:eastAsia="Microsoft JhengHei" w:cs="Microsoft JhengHei"/>
               <w:szCs w:val="24"/>
             </w:rPr>
-            <w:instrText xml:space="preserve"> HYPERLINK \l _Toc27318 </w:instrText>
+            <w:instrText xml:space="preserve"> HYPERLINK \l _Toc26531 </w:instrText>
           </w:r>
           <w:r>
             <w:rPr>
@@ -3000,7 +2820,7 @@
             <w:fldChar w:fldCharType="begin"/>
           </w:r>
           <w:r>
-            <w:instrText xml:space="preserve"> PAGEREF _Toc27318 \h </w:instrText>
+            <w:instrText xml:space="preserve"> PAGEREF _Toc26531 \h </w:instrText>
           </w:r>
           <w:r>
             <w:fldChar w:fldCharType="separate"/>
@@ -3038,7 +2858,7 @@
               <w:rFonts w:hint="eastAsia" w:ascii="Microsoft JhengHei" w:hAnsi="Microsoft JhengHei" w:eastAsia="Microsoft JhengHei" w:cs="Microsoft JhengHei"/>
               <w:szCs w:val="24"/>
             </w:rPr>
-            <w:instrText xml:space="preserve"> HYPERLINK \l _Toc16884 </w:instrText>
+            <w:instrText xml:space="preserve"> HYPERLINK \l _Toc26183 </w:instrText>
           </w:r>
           <w:r>
             <w:rPr>
@@ -3063,7 +2883,7 @@
             <w:fldChar w:fldCharType="begin"/>
           </w:r>
           <w:r>
-            <w:instrText xml:space="preserve"> PAGEREF _Toc16884 \h </w:instrText>
+            <w:instrText xml:space="preserve"> PAGEREF _Toc26183 \h </w:instrText>
           </w:r>
           <w:r>
             <w:fldChar w:fldCharType="separate"/>
@@ -3101,7 +2921,7 @@
               <w:rFonts w:hint="eastAsia" w:ascii="Microsoft JhengHei" w:hAnsi="Microsoft JhengHei" w:eastAsia="Microsoft JhengHei" w:cs="Microsoft JhengHei"/>
               <w:szCs w:val="24"/>
             </w:rPr>
-            <w:instrText xml:space="preserve"> HYPERLINK \l _Toc22264 </w:instrText>
+            <w:instrText xml:space="preserve"> HYPERLINK \l _Toc2849 </w:instrText>
           </w:r>
           <w:r>
             <w:rPr>
@@ -3126,7 +2946,7 @@
             <w:fldChar w:fldCharType="begin"/>
           </w:r>
           <w:r>
-            <w:instrText xml:space="preserve"> PAGEREF _Toc22264 \h </w:instrText>
+            <w:instrText xml:space="preserve"> PAGEREF _Toc2849 \h </w:instrText>
           </w:r>
           <w:r>
             <w:fldChar w:fldCharType="separate"/>
@@ -3164,7 +2984,7 @@
               <w:rFonts w:hint="eastAsia" w:ascii="Microsoft JhengHei" w:hAnsi="Microsoft JhengHei" w:eastAsia="Microsoft JhengHei" w:cs="Microsoft JhengHei"/>
               <w:szCs w:val="24"/>
             </w:rPr>
-            <w:instrText xml:space="preserve"> HYPERLINK \l _Toc24994 </w:instrText>
+            <w:instrText xml:space="preserve"> HYPERLINK \l _Toc19056 </w:instrText>
           </w:r>
           <w:r>
             <w:rPr>
@@ -3187,7 +3007,7 @@
             <w:fldChar w:fldCharType="begin"/>
           </w:r>
           <w:r>
-            <w:instrText xml:space="preserve"> PAGEREF _Toc24994 \h </w:instrText>
+            <w:instrText xml:space="preserve"> PAGEREF _Toc19056 \h </w:instrText>
           </w:r>
           <w:r>
             <w:fldChar w:fldCharType="separate"/>
@@ -3225,7 +3045,7 @@
               <w:rFonts w:hint="eastAsia" w:ascii="Microsoft JhengHei" w:hAnsi="Microsoft JhengHei" w:eastAsia="Microsoft JhengHei" w:cs="Microsoft JhengHei"/>
               <w:szCs w:val="24"/>
             </w:rPr>
-            <w:instrText xml:space="preserve"> HYPERLINK \l _Toc22194 </w:instrText>
+            <w:instrText xml:space="preserve"> HYPERLINK \l _Toc4701 </w:instrText>
           </w:r>
           <w:r>
             <w:rPr>
@@ -3250,7 +3070,7 @@
             <w:fldChar w:fldCharType="begin"/>
           </w:r>
           <w:r>
-            <w:instrText xml:space="preserve"> PAGEREF _Toc22194 \h </w:instrText>
+            <w:instrText xml:space="preserve"> PAGEREF _Toc4701 \h </w:instrText>
           </w:r>
           <w:r>
             <w:fldChar w:fldCharType="separate"/>
@@ -3358,7 +3178,7 @@
         <w:snapToGrid w:val="0"/>
         <w:textAlignment w:val="baseline"/>
       </w:pPr>
-      <w:bookmarkStart w:id="3" w:name="_Toc4363"/>
+      <w:bookmarkStart w:id="3" w:name="_Toc28296"/>
       <w:r>
         <w:t>概述</w:t>
       </w:r>
@@ -3384,7 +3204,7 @@
       </w:pPr>
       <w:bookmarkStart w:id="4" w:name="bookmark16"/>
       <w:bookmarkEnd w:id="4"/>
-      <w:bookmarkStart w:id="5" w:name="_Toc8006"/>
+      <w:bookmarkStart w:id="5" w:name="_Toc15170"/>
       <w:r>
         <w:t>目的</w:t>
       </w:r>
@@ -3562,7 +3382,7 @@
         <w:snapToGrid w:val="0"/>
         <w:textAlignment w:val="baseline"/>
       </w:pPr>
-      <w:bookmarkStart w:id="6" w:name="_Toc24324"/>
+      <w:bookmarkStart w:id="6" w:name="_Toc9779"/>
       <w:r>
         <w:t>范围</w:t>
       </w:r>
@@ -3629,7 +3449,7 @@
         <w:snapToGrid w:val="0"/>
         <w:textAlignment w:val="baseline"/>
       </w:pPr>
-      <w:bookmarkStart w:id="7" w:name="_Toc30379"/>
+      <w:bookmarkStart w:id="7" w:name="_Toc1835"/>
       <w:r>
         <w:t>术语、缩略词和定义</w:t>
       </w:r>
@@ -4569,7 +4389,7 @@
         <w:snapToGrid w:val="0"/>
         <w:textAlignment w:val="baseline"/>
       </w:pPr>
-      <w:bookmarkStart w:id="8" w:name="_Toc10371"/>
+      <w:bookmarkStart w:id="8" w:name="_Toc5895"/>
       <w:r>
         <w:t>角色与职责</w:t>
       </w:r>
@@ -5007,7 +4827,7 @@
         <w:snapToGrid w:val="0"/>
         <w:textAlignment w:val="baseline"/>
       </w:pPr>
-      <w:bookmarkStart w:id="9" w:name="_Toc28738"/>
+      <w:bookmarkStart w:id="9" w:name="_Toc3609"/>
       <w:r>
         <w:t>信息安全管理</w:t>
       </w:r>
@@ -5033,7 +4853,7 @@
       </w:pPr>
       <w:bookmarkStart w:id="10" w:name="bookmark17"/>
       <w:bookmarkEnd w:id="10"/>
-      <w:bookmarkStart w:id="11" w:name="_Toc27171"/>
+      <w:bookmarkStart w:id="11" w:name="_Toc14367"/>
       <w:r>
         <w:t>资产识别</w:t>
       </w:r>
@@ -5089,7 +4909,7 @@
         <w:snapToGrid w:val="0"/>
         <w:textAlignment w:val="baseline"/>
       </w:pPr>
-      <w:bookmarkStart w:id="12" w:name="_Toc3667"/>
+      <w:bookmarkStart w:id="12" w:name="_Toc17099"/>
       <w:r>
         <w:t>风险识别</w:t>
       </w:r>
@@ -5100,7 +4920,7 @@
         <w:pStyle w:val="29"/>
         <w:bidi w:val="0"/>
       </w:pPr>
-      <w:bookmarkStart w:id="13" w:name="_Toc7357"/>
+      <w:bookmarkStart w:id="13" w:name="_Toc9529"/>
       <w:r>
         <w:t>识别风险</w:t>
       </w:r>
@@ -5390,7 +5210,7 @@
         <w:pStyle w:val="29"/>
         <w:bidi w:val="0"/>
       </w:pPr>
-      <w:bookmarkStart w:id="14" w:name="_Toc12093"/>
+      <w:bookmarkStart w:id="14" w:name="_Toc24715"/>
       <w:r>
         <w:t>确认已经存在的风险防范措施</w:t>
       </w:r>
@@ -5432,7 +5252,7 @@
         <w:snapToGrid w:val="0"/>
         <w:textAlignment w:val="baseline"/>
       </w:pPr>
-      <w:bookmarkStart w:id="15" w:name="_Toc29304"/>
+      <w:bookmarkStart w:id="15" w:name="_Toc2292"/>
       <w:r>
         <w:t>风险分析及判定</w:t>
       </w:r>
@@ -6100,7 +5920,7 @@
         <w:snapToGrid w:val="0"/>
         <w:textAlignment w:val="baseline"/>
       </w:pPr>
-      <w:bookmarkStart w:id="16" w:name="_Toc23748"/>
+      <w:bookmarkStart w:id="16" w:name="_Toc14860"/>
       <w:r>
         <w:t>超过可接受风险的处置</w:t>
       </w:r>
@@ -6189,7 +6009,7 @@
         <w:snapToGrid w:val="0"/>
         <w:textAlignment w:val="baseline"/>
       </w:pPr>
-      <w:bookmarkStart w:id="17" w:name="_Toc21845"/>
+      <w:bookmarkStart w:id="17" w:name="_Toc15231"/>
       <w:r>
         <w:t>定期评估、改进</w:t>
       </w:r>
@@ -6283,7 +6103,7 @@
         <w:snapToGrid w:val="0"/>
         <w:textAlignment w:val="baseline"/>
       </w:pPr>
-      <w:bookmarkStart w:id="18" w:name="_Toc2801"/>
+      <w:bookmarkStart w:id="18" w:name="_Toc32226"/>
       <w:r>
         <w:t>信息安全事件</w:t>
       </w:r>
@@ -6336,7 +6156,7 @@
         <w:snapToGrid w:val="0"/>
         <w:textAlignment w:val="baseline"/>
       </w:pPr>
-      <w:bookmarkStart w:id="19" w:name="_Toc31522"/>
+      <w:bookmarkStart w:id="19" w:name="_Toc5049"/>
       <w:r>
         <w:t>信息安全事件分析</w:t>
       </w:r>
@@ -6376,7 +6196,7 @@
         <w:snapToGrid w:val="0"/>
         <w:textAlignment w:val="baseline"/>
       </w:pPr>
-      <w:bookmarkStart w:id="20" w:name="_Toc27318"/>
+      <w:bookmarkStart w:id="20" w:name="_Toc26531"/>
       <w:r>
         <w:t>信息安全方针</w:t>
       </w:r>
@@ -6387,7 +6207,7 @@
         <w:pStyle w:val="28"/>
         <w:bidi w:val="0"/>
       </w:pPr>
-      <w:bookmarkStart w:id="21" w:name="_Toc16884"/>
+      <w:bookmarkStart w:id="21" w:name="_Toc26183"/>
       <w:r>
         <w:t>签署保密协议</w:t>
       </w:r>
@@ -6407,11 +6227,13 @@
         <w:pStyle w:val="28"/>
         <w:bidi w:val="0"/>
       </w:pPr>
-      <w:bookmarkStart w:id="22" w:name="_Toc22264"/>
+      <w:bookmarkStart w:id="22" w:name="_Toc2849"/>
       <w:r>
         <w:t>与第三方签署安全保密协议</w:t>
       </w:r>
       <w:bookmarkEnd w:id="22"/>
+      <w:bookmarkStart w:id="26" w:name="_GoBack"/>
+      <w:bookmarkEnd w:id="26"/>
     </w:p>
     <w:p>
       <w:pPr>
@@ -6445,7 +6267,7 @@
         </w:rPr>
       </w:pPr>
       <w:bookmarkStart w:id="23" w:name="_Toc21434"/>
-      <w:bookmarkStart w:id="24" w:name="_Toc24994"/>
+      <w:bookmarkStart w:id="24" w:name="_Toc19056"/>
       <w:r>
         <w:rPr>
           <w:rFonts w:hint="default"/>
@@ -6909,7 +6731,7 @@
                 <w:szCs w:val="24"/>
                 <w:lang w:val="en-US" w:eastAsia="zh-CN"/>
               </w:rPr>
-              <w:t>数量：我方造成信息安全事件次数</w:t>
+              <w:t>我方造成信息安全事件次数</w:t>
             </w:r>
           </w:p>
         </w:tc>
@@ -7025,7 +6847,7 @@
         <w:snapToGrid w:val="0"/>
         <w:textAlignment w:val="baseline"/>
       </w:pPr>
-      <w:bookmarkStart w:id="25" w:name="_Toc22194"/>
+      <w:bookmarkStart w:id="25" w:name="_Toc4701"/>
       <w:r>
         <w:t>相关文件及模板</w:t>
       </w:r>
